--- a/sources/veille/ai-act/2026-10-02_veille_ai-act.docx
+++ b/sources/veille/ai-act/2026-10-02_veille_ai-act.docx
@@ -167,7 +167,7 @@
           <w:color w:val="6B7280"/>
           <w:sz w:val="20"/>
         </w:rPr>
-        <w:t xml:space="preserve"> [Corrigé le 02/10/2026 : la note annonçait, dans le corps, un décompte de NEUF sources consultées, alors que son en-tête en annonce HUIT et que la rubrique Sources du jour en liste exactement huit — deux exploitées, trois consultées sans élément nouveau, deux bloquées, une partielle. L'en-tête et la liste concordent et sont justes ; c'est le chiffre du corps qui était seul. ⚠️ Décompte écrit ici en lettres à dessein : controle_decompte.py ne retire pas les marqueurs de correction en ligne et relirait un chiffre cité comme une annonce vivante]</w:t>
+        <w:t xml:space="preserve"> [Corrigé le 02/10/2026 : la note annonçait « Les 9 sources consultées le 2 octobre 2026 » dans le corps, alors que son en-tête annonce « 8 sources documentaires tentées » et que la rubrique Sources du jour en liste exactement 8 — 2 exploitées, 3 consultées sans élément nouveau, 2 bloquées, 1 partielle, soit 2+3+2+1. L'en-tête et la liste concordent et sont justes ; c'est le 9 du corps qui était seul]</w:t>
       </w:r>
     </w:p>
     <w:p>
@@ -891,7 +891,7 @@
         <w:rPr>
           <w:sz w:val="20"/>
         </w:rPr>
-        <w:t xml:space="preserve">1. (¶9) « Les N sources consultées le 2 octobre 2026 n'ont produit aucun article ou annonce officielle datable… », avec N = neuf (chiffre d'origine neutralisé ici pour la même raison)</w:t>
+        <w:t xml:space="preserve">1. (¶9) « Les 9 sources consultées le 2 octobre 2026 n'ont produit aucun article ou annonce officielle datable… »</w:t>
       </w:r>
     </w:p>
     <w:p>

--- a/sources/veille/ai-act/2026-10-02_veille_ai-act.docx
+++ b/sources/veille/ai-act/2026-10-02_veille_ai-act.docx
@@ -569,7 +569,16 @@
           <w:sz w:val="22"/>
           <w:szCs w:val="22"/>
         </w:rPr>
-        <w:t xml:space="preserve"> — lue via agent (255 638 caractères de texte utile), dernier article = 7 août 2026</w:t>
+        <w:t xml:space="preserve"> — lue via agent (16 208 caractères de texte utile), dernier article = 7 août 2026</w:t>
+      </w:r>
+      <w:r>
+        <w:rPr>
+          <w:i/>
+          <w:iCs/>
+          <w:color w:val="6B7280"/>
+          <w:sz w:val="20"/>
+        </w:rPr>
+        <w:t xml:space="preserve"> [Corrigé le 03/10/2026 : la note annonçait « 255 638 caractères de texte utile ». La page rouverte le 03/10/2026 rend 314 607 caractères de HTML, dont environ 234 000 de CSS et de JavaScript en ligne ; son texte réellement lisible fait 16 208 caractères — exactement ce qu'annonce l'édition du 25/09, et la mesure donne la même valeur sur les deux captures de la page (02/10 à 17h50 et 03/10 à 09h11). Le 255 638 n'est pas inventé : c'est la sortie de la commande de lecture écrite dans le prompt du job, qui retire les balises sans retirer le contenu des &lt;script&gt; et des &lt;style&gt; ; rejouée sur la capture du 02/10 elle rend 256 623, soit 985 caractères d'écart. C'est donc la commande du prompt qui est fautive, pas la mesure du jour — le contrôle de l'étape 5 bis, lui, mesure bien le texte seul, et rien ne compare ce qu'il mesure à ce que la note annonce]</w:t>
       </w:r>
     </w:p>
     <w:p>
@@ -869,7 +878,7 @@
           <w:bCs/>
           <w:sz w:val="26"/>
         </w:rPr>
-        <w:t xml:space="preserve">📝 Journal des corrections — 2 octobre 2026</w:t>
+        <w:t xml:space="preserve">📝 Journal des corrections — 2 octobre 2026, complété le 3 octobre 2026</w:t>
       </w:r>
     </w:p>
     <w:p>
@@ -880,7 +889,7 @@
         <w:rPr>
           <w:sz w:val="20"/>
         </w:rPr>
-        <w:t xml:space="preserve">Note produite par l'exécution du 02/10/2026 à 09h03, qui s'est arrêtée sur le plafond de coût (3,1205 $ pour 3,00 $, exit 1) APRÈS avoir écrit ce document mais AVANT de le contrôler et de le publier. Relue et corrigée à la main le même jour, puis publiée : c'est la règle issue de l'incident hypnose du 29/09/2026 — un livrable qu'aucun contrôle n'a vu ne se publie pas sans relecture. Deux corrections. Ce qui tient est vérifié aux sources, rouvertes le 02/10/2026 : EUR-Lex répond bien 202 et consilium.europa.eu bien 403, exactement comme la note le déclare ; iapp.org rend 200 pour 4 232 caractères de coquille, ce qui confirme le diagnostic de SPA ; les QUATRE échéances sont littérales sur la page du calendrier (« 02 Dec 2026 New prohibitions + Article 50(2) transition apply », « 02 Aug 2027 Member States should have at least one AI regulatory sandbox per country operational », « 02 Dec 2027 Rules for high-risk AI systems in Annex III apply », « 02 Aug 2028 Rules for high-risk AI embedded in regulated products covered by Annex I apply ») ; digital-strategy.ec.europa.eu porte bien trois actualités dans la fenêtre, aux dates et sur les sujets annoncés ; cnil.fr/intelligence-artificielle a bien pour dernière date le 26 août 2026 ; et artificialintelligenceact.eu a bien pour dernier article « AI Therapy under the EU AI Act, Aug 7, 2026 » — une première relecture au curl avait cru y voir une date plus récente, qui s'est révélée être la date de MISE À JOUR d'un billet de 2024. La formulation d'origine est conservée ci-dessous.</w:t>
+        <w:t xml:space="preserve">Note produite par l'exécution du 02/10/2026 à 09h03, qui s'est arrêtée sur le plafond de coût (3,1205 $ pour 3,00 $, exit 1) APRÈS avoir écrit ce document mais AVANT de le contrôler et de le publier. Relue et corrigée à la main le même jour, puis publiée : c'est la règle issue de l'incident hypnose du 29/09/2026 — un livrable qu'aucun contrôle n'a vu ne se publie pas sans relecture. Trois corrections, la troisième ajoutée le 03/10/2026. Ce qui tient est vérifié aux sources, rouvertes le 02/10/2026 : EUR-Lex répond bien 202 et consilium.europa.eu bien 403, exactement comme la note le déclare ; iapp.org rend 200 pour 4 232 caractères de coquille, ce qui confirme le diagnostic de SPA ; les QUATRE échéances sont littérales sur la page du calendrier (« 02 Dec 2026 New prohibitions + Article 50(2) transition apply », « 02 Aug 2027 Member States should have at least one AI regulatory sandbox per country operational », « 02 Dec 2027 Rules for high-risk AI systems in Annex III apply », « 02 Aug 2028 Rules for high-risk AI embedded in regulated products covered by Annex I apply ») ; digital-strategy.ec.europa.eu porte bien trois actualités dans la fenêtre, aux dates et sur les sujets annoncés ; cnil.fr/intelligence-artificielle a bien pour dernière date le 26 août 2026 ; et artificialintelligenceact.eu a bien pour dernier article « AI Therapy under the EU AI Act, Aug 7, 2026 » — une première relecture au curl avait cru y voir une date plus récente, qui s'est révélée être la date de MISE À JOUR d'un billet de 2024. En revanche le nombre de caractères annoncé pour cette même page était faux, et la relecture du 02/10 ne l'a pas vu : elle a vérifié ce que la page contient — son dernier article — et non ce que la note dit de sa taille. C'est la rédaction de la fiche du 25/09, le 03/10/2026, qui a fait apparaître l'écart en comparant les deux éditions (correction 3). Les formulations d'origine sont conservées ci-dessous.</w:t>
       </w:r>
     </w:p>
     <w:p>
@@ -903,6 +912,17 @@
           <w:sz w:val="20"/>
         </w:rPr>
         <w:t xml:space="preserve">2. (¶16) « sanctions actives. Régime : jusqu'à 35 M€ ou 7 % du CA mondial pour pratiques interdites ; jusqu'à 15 M€ ou 3 % pour transparence et GPAI. » — sous une ligne « Source : AI Act Service Desk »</w:t>
+      </w:r>
+    </w:p>
+    <w:p>
+      <w:pPr>
+        <w:spacing w:before="60" w:after="60"/>
+      </w:pPr>
+      <w:r>
+        <w:rPr>
+          <w:sz w:val="20"/>
+        </w:rPr>
+        <w:t xml:space="preserve">3. (¶28) « artificialintelligenceact.eu (Future of Life Institute) — lue via agent (255 638 caractères de texte utile), dernier article = 7 août 2026 »</w:t>
       </w:r>
     </w:p>
     <w:sectPr>
